--- a/biupama-app-main/powerpoints/aantekeningen sammani/TBC.docx
+++ b/biupama-app-main/powerpoints/aantekeningen sammani/TBC.docx
@@ -3,18 +3,42 @@
 <w:document xmlns:wpc="http://schemas.microsoft.com/office/word/2010/wordprocessingCanvas" xmlns:cx="http://schemas.microsoft.com/office/drawing/2014/chartex" xmlns:cx1="http://schemas.microsoft.com/office/drawing/2015/9/8/chartex" xmlns:cx2="http://schemas.microsoft.com/office/drawing/2015/10/21/chartex" xmlns:cx3="http://schemas.microsoft.com/office/drawing/2016/5/9/chartex" xmlns:cx4="http://schemas.microsoft.com/office/drawing/2016/5/10/chartex" xmlns:cx5="http://schemas.microsoft.com/office/drawing/2016/5/11/chartex" xmlns:cx6="http://schemas.microsoft.com/office/drawing/2016/5/12/chartex" xmlns:cx7="http://schemas.microsoft.com/office/drawing/2016/5/13/chartex" xmlns:cx8="http://schemas.microsoft.com/office/drawing/2016/5/14/chartex" xmlns:mc="http://schemas.openxmlformats.org/markup-compatibility/2006" xmlns:aink="http://schemas.microsoft.com/office/drawing/2016/ink" xmlns:am3d="http://schemas.microsoft.com/office/drawing/2017/model3d" xmlns:o="urn:schemas-microsoft-com:office:office" xmlns:oel="http://schemas.microsoft.com/office/2019/extlst" xmlns:r="http://schemas.openxmlformats.org/officeDocument/2006/relationships" xmlns:m="http://schemas.openxmlformats.org/officeDocument/2006/math" xmlns:v="urn:schemas-microsoft-com:vml" xmlns:wp14="http://schemas.microsoft.com/office/word/2010/wordprocessingDrawing" xmlns:wp="http://schemas.openxmlformats.org/drawingml/2006/wordprocessingDrawing" xmlns:w10="urn:schemas-microsoft-com:office:word" xmlns:w="http://schemas.openxmlformats.org/wordprocessingml/2006/main" xmlns:w14="http://schemas.microsoft.com/office/word/2010/wordml" xmlns:w15="http://schemas.microsoft.com/office/word/2012/wordml" xmlns:w16cex="http://schemas.microsoft.com/office/word/2018/wordml/cex" xmlns:w16cid="http://schemas.microsoft.com/office/word/2016/wordml/cid" xmlns:w16="http://schemas.microsoft.com/office/word/2018/wordml" xmlns:w16du="http://schemas.microsoft.com/office/word/2023/wordml/word16du" xmlns:w16sdtdh="http://schemas.microsoft.com/office/word/2020/wordml/sdtdatahash" xmlns:w16sdtfl="http://schemas.microsoft.com/office/word/2024/wordml/sdtformatlock" xmlns:w16se="http://schemas.microsoft.com/office/word/2015/wordml/symex" xmlns:wpg="http://schemas.microsoft.com/office/word/2010/wordprocessingGroup" xmlns:wpi="http://schemas.microsoft.com/office/word/2010/wordprocessingInk" xmlns:wne="http://schemas.microsoft.com/office/word/2006/wordml" xmlns:wps="http://schemas.microsoft.com/office/word/2010/wordprocessingShape" mc:Ignorable="w14 w15 w16se w16cid w16 w16cex w16sdtdh w16sdtfl w16du wp14">
   <w:body>
     <w:p>
-      <w:r>
+      <w:pPr>
+        <w:rPr>
+          <w:b/>
+          <w:bCs/>
+        </w:rPr>
+      </w:pPr>
+      <w:r>
+        <w:rPr>
+          <w:b/>
+          <w:bCs/>
+        </w:rPr>
         <w:t>TBC</w:t>
       </w:r>
     </w:p>
     <w:p/>
     <w:p>
+      <w:pPr>
+        <w:rPr>
+          <w:b/>
+          <w:bCs/>
+        </w:rPr>
+      </w:pPr>
       <w:proofErr w:type="gramStart"/>
       <w:r>
+        <w:rPr>
+          <w:b/>
+          <w:bCs/>
+        </w:rPr>
         <w:t>TBC bestrijding</w:t>
       </w:r>
       <w:proofErr w:type="gramEnd"/>
       <w:r>
+        <w:rPr>
+          <w:b/>
+          <w:bCs/>
+        </w:rPr>
         <w:t xml:space="preserve"> NL:</w:t>
       </w:r>
     </w:p>
@@ -105,7 +129,17 @@
     </w:p>
     <w:p/>
     <w:p>
-      <w:r>
+      <w:pPr>
+        <w:rPr>
+          <w:b/>
+          <w:bCs/>
+        </w:rPr>
+      </w:pPr>
+      <w:r>
+        <w:rPr>
+          <w:b/>
+          <w:bCs/>
+        </w:rPr>
         <w:t>Epidemiologie:</w:t>
       </w:r>
     </w:p>
@@ -190,7 +224,17 @@
     </w:p>
     <w:p/>
     <w:p>
-      <w:r>
+      <w:pPr>
+        <w:rPr>
+          <w:b/>
+          <w:bCs/>
+        </w:rPr>
+      </w:pPr>
+      <w:r>
+        <w:rPr>
+          <w:b/>
+          <w:bCs/>
+        </w:rPr>
         <w:t>Definitie/transmissie/pathogenese</w:t>
       </w:r>
     </w:p>
@@ -306,9 +350,135 @@
         <w:t xml:space="preserve">. </w:t>
       </w:r>
     </w:p>
+    <w:p>
+      <w:r>
+        <w:t>1</w:t>
+      </w:r>
+      <w:r>
+        <w:rPr>
+          <w:vertAlign w:val="superscript"/>
+        </w:rPr>
+        <w:t>e</w:t>
+      </w:r>
+      <w:r>
+        <w:t xml:space="preserve"> 2 jaar na besmetting heb je hoogste risico om ziek te worden. </w:t>
+      </w:r>
+    </w:p>
+    <w:p>
+      <w:r>
+        <w:t xml:space="preserve">Context: </w:t>
+      </w:r>
+      <w:proofErr w:type="gramStart"/>
+      <w:r>
+        <w:t>TB sanatorium</w:t>
+      </w:r>
+      <w:proofErr w:type="gramEnd"/>
+      <w:r>
+        <w:t xml:space="preserve"> werken in jaren 30 hadden verpleegkundigen (zonder bescherming) na 16 maanden</w:t>
+      </w:r>
+    </w:p>
+    <w:p>
+      <w:r>
+        <w:t xml:space="preserve">Persoon met actieve TB besmet gemiddeld 1 contact per maand. </w:t>
+      </w:r>
+    </w:p>
+    <w:p>
+      <w:r>
+        <w:lastRenderedPageBreak/>
+        <w:t xml:space="preserve">Na contact: - kans dat je zelf TB </w:t>
+      </w:r>
+      <w:proofErr w:type="spellStart"/>
+      <w:r>
+        <w:t>cleart</w:t>
+      </w:r>
+      <w:proofErr w:type="spellEnd"/>
+      <w:r>
+        <w:t xml:space="preserve">, of dat je ziek wordt &gt; TB heeft ongeveer 8 weken incubatie (primo TB </w:t>
+      </w:r>
+      <w:proofErr w:type="spellStart"/>
+      <w:r>
+        <w:t>persenteert</w:t>
+      </w:r>
+      <w:proofErr w:type="spellEnd"/>
+      <w:r>
+        <w:t xml:space="preserve"> zich vaak met vergrote mediastinale lymfeklier). Of latente TB</w:t>
+      </w:r>
+    </w:p>
+    <w:p>
+      <w:r>
+        <w:t xml:space="preserve">Macrofaag vreet TB </w:t>
+      </w:r>
+      <w:proofErr w:type="spellStart"/>
+      <w:r>
+        <w:t>bact</w:t>
+      </w:r>
+      <w:proofErr w:type="spellEnd"/>
+      <w:r>
+        <w:t xml:space="preserve"> op, dat wordt </w:t>
+      </w:r>
+      <w:proofErr w:type="spellStart"/>
+      <w:r>
+        <w:t>granuloompje</w:t>
+      </w:r>
+      <w:proofErr w:type="spellEnd"/>
+      <w:r>
+        <w:t xml:space="preserve">, bij uit elkaar vallen granuloom komt TB vrij, zo werkt TBI (bij </w:t>
+      </w:r>
+      <w:proofErr w:type="spellStart"/>
+      <w:r>
+        <w:t>bijv</w:t>
+      </w:r>
+      <w:proofErr w:type="spellEnd"/>
+      <w:r>
+        <w:t xml:space="preserve"> zakken immuunsysteem door TNF-a remmers omdat granulomen afbreken) </w:t>
+      </w:r>
+      <w:proofErr w:type="spellStart"/>
+      <w:r>
+        <w:t>reactivatie</w:t>
+      </w:r>
+      <w:proofErr w:type="spellEnd"/>
+      <w:r>
+        <w:t xml:space="preserve">. </w:t>
+      </w:r>
+    </w:p>
+    <w:p>
+      <w:r>
+        <w:t>Risicofactoren actieve TB:</w:t>
+      </w:r>
+    </w:p>
+    <w:p>
+      <w:pPr>
+        <w:pStyle w:val="Lijstalinea"/>
+        <w:numPr>
+          <w:ilvl w:val="0"/>
+          <w:numId w:val="3"/>
+        </w:numPr>
+      </w:pPr>
+      <w:r>
+        <w:t xml:space="preserve">HIV, </w:t>
+      </w:r>
+      <w:proofErr w:type="spellStart"/>
+      <w:r>
+        <w:t>immuunsupressiva</w:t>
+      </w:r>
+      <w:proofErr w:type="spellEnd"/>
+      <w:r>
+        <w:t xml:space="preserve">. </w:t>
+      </w:r>
+    </w:p>
     <w:p/>
     <w:p>
-      <w:r>
+      <w:pPr>
+        <w:rPr>
+          <w:b/>
+          <w:bCs/>
+        </w:rPr>
+      </w:pPr>
+      <w:r>
+        <w:rPr>
+          <w:b/>
+          <w:bCs/>
+        </w:rPr>
         <w:t>Ziekt (diagnose /behandeling)</w:t>
       </w:r>
     </w:p>
@@ -358,7 +528,7 @@
       </w:r>
       <w:proofErr w:type="gramEnd"/>
       <w:r>
-        <w:t xml:space="preserve">, </w:t>
+        <w:t xml:space="preserve">. </w:t>
       </w:r>
     </w:p>
     <w:p>
@@ -370,41 +540,454 @@
         </w:numPr>
       </w:pPr>
       <w:r>
+        <w:t>Nieuwe TB? Altijd HIV test(!)</w:t>
+      </w:r>
+    </w:p>
+    <w:p>
+      <w:pPr>
+        <w:pStyle w:val="Lijstalinea"/>
+        <w:numPr>
+          <w:ilvl w:val="0"/>
+          <w:numId w:val="1"/>
+        </w:numPr>
+      </w:pPr>
+      <w:r>
+        <w:t xml:space="preserve">Bij voorafgaand gebruik TNF-a moet je IGRA + </w:t>
+      </w:r>
+      <w:proofErr w:type="spellStart"/>
+      <w:r>
+        <w:t>mantoux</w:t>
+      </w:r>
+      <w:proofErr w:type="spellEnd"/>
+      <w:r>
+        <w:t xml:space="preserve"> test doen. </w:t>
+      </w:r>
+    </w:p>
+    <w:p>
+      <w:r>
+        <w:t xml:space="preserve">[[instructie: verwerk hoe het precies nou werkt met de testen, </w:t>
+      </w:r>
+      <w:proofErr w:type="gramStart"/>
+      <w:r>
+        <w:t>auramine ,THT</w:t>
+      </w:r>
+      <w:proofErr w:type="gramEnd"/>
+      <w:r>
+        <w:t xml:space="preserve"> en besmettelijkheid </w:t>
+      </w:r>
+      <w:proofErr w:type="spellStart"/>
+      <w:r>
+        <w:t>etc</w:t>
+      </w:r>
+      <w:proofErr w:type="spellEnd"/>
+      <w:r>
+        <w:t>)).</w:t>
+      </w:r>
+    </w:p>
+    <w:p>
+      <w:r>
+        <w:t xml:space="preserve">Actieve TB = </w:t>
+      </w:r>
+      <w:proofErr w:type="gramStart"/>
+      <w:r>
+        <w:t>foto /</w:t>
+      </w:r>
+      <w:proofErr w:type="gramEnd"/>
+      <w:r>
+        <w:t xml:space="preserve"> sputum (PCR, kweek)</w:t>
+      </w:r>
+    </w:p>
+    <w:p>
+      <w:proofErr w:type="spellStart"/>
+      <w:r>
+        <w:t>TBinfectie</w:t>
+      </w:r>
+      <w:proofErr w:type="spellEnd"/>
+      <w:r>
+        <w:t xml:space="preserve">: </w:t>
+      </w:r>
+      <w:r>
+        <w:t xml:space="preserve">TST (screen test = THT) </w:t>
+      </w:r>
+      <w:proofErr w:type="spellStart"/>
+      <w:proofErr w:type="gramStart"/>
+      <w:r>
+        <w:t>Mantoux</w:t>
+      </w:r>
+      <w:proofErr w:type="spellEnd"/>
+      <w:r>
+        <w:t>(</w:t>
+      </w:r>
+      <w:proofErr w:type="gramEnd"/>
+      <w:r>
+        <w:t>THT)</w:t>
+      </w:r>
+      <w:r>
+        <w:t xml:space="preserve"> en IGRA </w:t>
+      </w:r>
+      <w:r>
+        <w:t xml:space="preserve">(bloed) </w:t>
+      </w:r>
+      <w:r>
+        <w:t xml:space="preserve">&gt;&gt; niet heel sensitief bij actieve TB. </w:t>
+      </w:r>
+    </w:p>
+    <w:p>
+      <w:proofErr w:type="gramStart"/>
+      <w:r>
+        <w:t>TB pleuritis</w:t>
+      </w:r>
+      <w:proofErr w:type="gramEnd"/>
+      <w:r>
+        <w:t xml:space="preserve"> = </w:t>
+      </w:r>
+      <w:proofErr w:type="spellStart"/>
+      <w:r>
+        <w:t>pathognomonisch</w:t>
+      </w:r>
+      <w:proofErr w:type="spellEnd"/>
+      <w:r>
+        <w:t xml:space="preserve"> voor recente </w:t>
+      </w:r>
+      <w:proofErr w:type="gramStart"/>
+      <w:r>
+        <w:t>TB infectie</w:t>
+      </w:r>
+      <w:proofErr w:type="gramEnd"/>
+      <w:r>
+        <w:t xml:space="preserve">. </w:t>
+      </w:r>
+    </w:p>
+    <w:p>
+      <w:r>
+        <w:t xml:space="preserve">Symptomatologie: </w:t>
+      </w:r>
+      <w:proofErr w:type="spellStart"/>
+      <w:r>
+        <w:t>hoestne</w:t>
+      </w:r>
+      <w:proofErr w:type="spellEnd"/>
+      <w:r>
+        <w:t xml:space="preserve">, </w:t>
+      </w:r>
+      <w:proofErr w:type="spellStart"/>
+      <w:r>
+        <w:t>kjoorts</w:t>
+      </w:r>
+      <w:proofErr w:type="spellEnd"/>
+      <w:r>
+        <w:t xml:space="preserve">, gewichtsverlies, nachtzweten en vermoeidheid. </w:t>
+      </w:r>
+    </w:p>
+    <w:p>
+      <w:r>
+        <w:t xml:space="preserve">Diagnose stellen kan </w:t>
+      </w:r>
+      <w:proofErr w:type="spellStart"/>
+      <w:r>
+        <w:t>i.p</w:t>
+      </w:r>
+      <w:proofErr w:type="spellEnd"/>
+      <w:r>
+        <w:t>. op alle materialen</w:t>
+      </w:r>
+    </w:p>
+    <w:p>
+      <w:pPr>
+        <w:pStyle w:val="Lijstalinea"/>
+        <w:numPr>
+          <w:ilvl w:val="0"/>
+          <w:numId w:val="4"/>
+        </w:numPr>
+      </w:pPr>
+      <w:proofErr w:type="gramStart"/>
+      <w:r>
+        <w:t>microscopie</w:t>
+      </w:r>
+      <w:proofErr w:type="gramEnd"/>
+      <w:r>
+        <w:t xml:space="preserve"> met </w:t>
+      </w:r>
+      <w:proofErr w:type="spellStart"/>
+      <w:r>
+        <w:t>aankleuring</w:t>
+      </w:r>
+      <w:proofErr w:type="spellEnd"/>
+      <w:r>
+        <w:t xml:space="preserve"> (auramine)</w:t>
+      </w:r>
+    </w:p>
+    <w:p>
+      <w:pPr>
+        <w:pStyle w:val="Lijstalinea"/>
+        <w:numPr>
+          <w:ilvl w:val="0"/>
+          <w:numId w:val="4"/>
+        </w:numPr>
+      </w:pPr>
+      <w:r>
+        <w:t>PCR test</w:t>
+      </w:r>
+    </w:p>
+    <w:p>
+      <w:pPr>
+        <w:pStyle w:val="Lijstalinea"/>
+        <w:numPr>
+          <w:ilvl w:val="0"/>
+          <w:numId w:val="4"/>
+        </w:numPr>
+      </w:pPr>
+      <w:r>
+        <w:t xml:space="preserve">Kweek kan </w:t>
+      </w:r>
+      <w:proofErr w:type="gramStart"/>
+      <w:r>
+        <w:t>vast /</w:t>
+      </w:r>
+      <w:proofErr w:type="gramEnd"/>
+      <w:r>
+        <w:t xml:space="preserve"> vloeibaar medium (was lang gouden standaard) voor bevestiging en gevoeligheid. </w:t>
+      </w:r>
+    </w:p>
+    <w:p>
+      <w:pPr>
+        <w:pStyle w:val="Lijstalinea"/>
+        <w:numPr>
+          <w:ilvl w:val="0"/>
+          <w:numId w:val="4"/>
+        </w:numPr>
+      </w:pPr>
+      <w:r>
+        <w:t xml:space="preserve">Sinds 2019: WGS kan ook op alle materialen&gt;&gt; </w:t>
+      </w:r>
+      <w:proofErr w:type="spellStart"/>
+      <w:r>
+        <w:t>resitenties</w:t>
+      </w:r>
+      <w:proofErr w:type="spellEnd"/>
+      <w:r>
+        <w:t xml:space="preserve"> te bepalen </w:t>
+      </w:r>
+    </w:p>
+    <w:p>
+      <w:proofErr w:type="spellStart"/>
+      <w:r>
+        <w:t>Miliaire</w:t>
+      </w:r>
+      <w:proofErr w:type="spellEnd"/>
+      <w:r>
+        <w:t xml:space="preserve"> TB: hematogeen verspreid, zit overal. </w:t>
+      </w:r>
+    </w:p>
+    <w:p>
+      <w:r>
+        <w:t xml:space="preserve">Ziektebeeld is heterogeen &lt;symptoomvrij en op </w:t>
+      </w:r>
+      <w:proofErr w:type="spellStart"/>
+      <w:r>
+        <w:t>x-th</w:t>
+      </w:r>
+      <w:proofErr w:type="spellEnd"/>
+      <w:r>
+        <w:t xml:space="preserve"> gevangen tot erg ziek, is niet minder besmettelijk want soms ook al auramine positief&gt;</w:t>
+      </w:r>
+    </w:p>
+    <w:p/>
+    <w:p>
+      <w:r>
         <w:lastRenderedPageBreak/>
-        <w:t>Nieuwe TB? Altijd HIV test(!)</w:t>
-      </w:r>
-    </w:p>
-    <w:p>
-      <w:r>
-        <w:t xml:space="preserve">[[instructie: verwerk hoe het precies nou werkt met de testen, </w:t>
+        <w:t>Behandeling: 2 maanden 2HRZE (</w:t>
+      </w:r>
+      <w:proofErr w:type="spellStart"/>
+      <w:r>
+        <w:t>afh</w:t>
+      </w:r>
+      <w:proofErr w:type="spellEnd"/>
+      <w:r>
+        <w:t xml:space="preserve"> van </w:t>
       </w:r>
       <w:proofErr w:type="gramStart"/>
       <w:r>
-        <w:t>auramine ,THT</w:t>
+        <w:t>kweek /</w:t>
       </w:r>
       <w:proofErr w:type="gramEnd"/>
       <w:r>
-        <w:t xml:space="preserve"> en besmettelijkheid </w:t>
-      </w:r>
-      <w:proofErr w:type="spellStart"/>
-      <w:r>
-        <w:t>etc</w:t>
-      </w:r>
-      <w:proofErr w:type="spellEnd"/>
-      <w:r>
-        <w:t>)).</w:t>
+        <w:t xml:space="preserve"> WGS), dan 4 maanden 4HR. Rifampicine en isoniazide belangrijk. Ook vit B6 bij verhoogd risico neuropathie (DM, HIV, </w:t>
+      </w:r>
+      <w:proofErr w:type="spellStart"/>
+      <w:r>
+        <w:t>cachectie</w:t>
+      </w:r>
+      <w:proofErr w:type="spellEnd"/>
+      <w:r>
+        <w:t>, zwanger, borstvoeding)</w:t>
+      </w:r>
+    </w:p>
+    <w:p>
+      <w:r>
+        <w:t xml:space="preserve">Belangrijkste leverproef en </w:t>
+      </w:r>
+      <w:proofErr w:type="spellStart"/>
+      <w:r>
+        <w:t>nierproef</w:t>
+      </w:r>
+      <w:proofErr w:type="spellEnd"/>
+      <w:r>
+        <w:t xml:space="preserve"> controleren, isoniazide is hepatotoxisch. </w:t>
+      </w:r>
+    </w:p>
+    <w:p>
+      <w:r>
+        <w:t>MDR-TB (</w:t>
+      </w:r>
+      <w:proofErr w:type="spellStart"/>
+      <w:r>
+        <w:t>multidrug</w:t>
+      </w:r>
+      <w:proofErr w:type="spellEnd"/>
+      <w:r>
+        <w:t xml:space="preserve"> </w:t>
+      </w:r>
+      <w:proofErr w:type="spellStart"/>
+      <w:r>
+        <w:t>resistant</w:t>
+      </w:r>
+      <w:proofErr w:type="spellEnd"/>
+      <w:r>
+        <w:t xml:space="preserve">): </w:t>
+      </w:r>
+      <w:proofErr w:type="spellStart"/>
+      <w:r>
+        <w:t>langdurigbehandelen</w:t>
+      </w:r>
+      <w:proofErr w:type="spellEnd"/>
+      <w:r>
+        <w:t xml:space="preserve"> iom MMB, infectioloog en </w:t>
+      </w:r>
+      <w:proofErr w:type="spellStart"/>
+      <w:r>
+        <w:t>pulm</w:t>
+      </w:r>
+      <w:proofErr w:type="spellEnd"/>
+      <w:r>
+        <w:t xml:space="preserve"> GGD TB artsen (</w:t>
+      </w:r>
+      <w:proofErr w:type="spellStart"/>
+      <w:r>
+        <w:t>BPaL</w:t>
+      </w:r>
+      <w:proofErr w:type="spellEnd"/>
+      <w:r>
+        <w:t>-M)</w:t>
+      </w:r>
+      <w:r>
+        <w:t xml:space="preserve">. Kweek moet negatief worden. Dus quarantaine. </w:t>
+      </w:r>
+    </w:p>
+    <w:p>
+      <w:r>
+        <w:t xml:space="preserve">Mag gedwongen opnemen, niet behandelen maar vaak willen mensen behandeling dan wel. </w:t>
+      </w:r>
+    </w:p>
+    <w:p>
+      <w:r>
+        <w:t>Bij niet reageren op behandeling:</w:t>
+      </w:r>
+    </w:p>
+    <w:p>
+      <w:pPr>
+        <w:pStyle w:val="Lijstalinea"/>
+        <w:numPr>
+          <w:ilvl w:val="0"/>
+          <w:numId w:val="1"/>
+        </w:numPr>
+      </w:pPr>
+      <w:r>
+        <w:t xml:space="preserve">Compliance, therapietrouw, </w:t>
+      </w:r>
+      <w:proofErr w:type="spellStart"/>
+      <w:r>
+        <w:t>quick</w:t>
+      </w:r>
+      <w:proofErr w:type="spellEnd"/>
+      <w:r>
+        <w:t xml:space="preserve"> </w:t>
+      </w:r>
+      <w:proofErr w:type="spellStart"/>
+      <w:r>
+        <w:t>metabolizer</w:t>
+      </w:r>
+      <w:proofErr w:type="spellEnd"/>
+      <w:r>
+        <w:t xml:space="preserve">? Veel mensen stoppen na 2 </w:t>
+      </w:r>
+      <w:proofErr w:type="spellStart"/>
+      <w:r>
+        <w:t>mnd</w:t>
+      </w:r>
+      <w:proofErr w:type="spellEnd"/>
+      <w:r>
+        <w:t xml:space="preserve"> omdat ze zich beter voelen.</w:t>
+      </w:r>
+    </w:p>
+    <w:p>
+      <w:r>
+        <w:t>BCG = 50% kans op positieve THT (</w:t>
+      </w:r>
+      <w:proofErr w:type="spellStart"/>
+      <w:r>
+        <w:t>mantoux</w:t>
+      </w:r>
+      <w:proofErr w:type="spellEnd"/>
+      <w:r>
+        <w:t xml:space="preserve">). Positief = IGRA aanvullend. </w:t>
       </w:r>
     </w:p>
     <w:p/>
     <w:p>
+      <w:r>
+        <w:t xml:space="preserve"> </w:t>
+      </w:r>
+    </w:p>
+    <w:p>
+      <w:pPr>
+        <w:rPr>
+          <w:b/>
+          <w:bCs/>
+        </w:rPr>
+      </w:pPr>
       <w:proofErr w:type="gramStart"/>
       <w:r>
+        <w:rPr>
+          <w:b/>
+          <w:bCs/>
+        </w:rPr>
         <w:t>BCG vaccinatie</w:t>
       </w:r>
       <w:proofErr w:type="gramEnd"/>
       <w:r>
+        <w:rPr>
+          <w:b/>
+          <w:bCs/>
+        </w:rPr>
         <w:t xml:space="preserve"> en ontwikkelingen</w:t>
       </w:r>
+    </w:p>
+    <w:p>
+      <w:pPr>
+        <w:rPr>
+          <w:b/>
+          <w:bCs/>
+        </w:rPr>
+      </w:pPr>
+    </w:p>
+    <w:p>
+      <w:pPr>
+        <w:rPr>
+          <w:b/>
+          <w:bCs/>
+        </w:rPr>
+      </w:pPr>
     </w:p>
     <w:sectPr>
       <w:pgSz w:w="11906" w:h="16838"/>
@@ -419,6 +1002,297 @@
 <file path=word/numbering.xml><?xml version="1.0" encoding="utf-8"?>
 <w:numbering xmlns:wpc="http://schemas.microsoft.com/office/word/2010/wordprocessingCanvas" xmlns:cx="http://schemas.microsoft.com/office/drawing/2014/chartex" xmlns:cx1="http://schemas.microsoft.com/office/drawing/2015/9/8/chartex" xmlns:cx2="http://schemas.microsoft.com/office/drawing/2015/10/21/chartex" xmlns:cx3="http://schemas.microsoft.com/office/drawing/2016/5/9/chartex" xmlns:cx4="http://schemas.microsoft.com/office/drawing/2016/5/10/chartex" xmlns:cx5="http://schemas.microsoft.com/office/drawing/2016/5/11/chartex" xmlns:cx6="http://schemas.microsoft.com/office/drawing/2016/5/12/chartex" xmlns:cx7="http://schemas.microsoft.com/office/drawing/2016/5/13/chartex" xmlns:cx8="http://schemas.microsoft.com/office/drawing/2016/5/14/chartex" xmlns:mc="http://schemas.openxmlformats.org/markup-compatibility/2006" xmlns:aink="http://schemas.microsoft.com/office/drawing/2016/ink" xmlns:am3d="http://schemas.microsoft.com/office/drawing/2017/model3d" xmlns:o="urn:schemas-microsoft-com:office:office" xmlns:oel="http://schemas.microsoft.com/office/2019/extlst" xmlns:r="http://schemas.openxmlformats.org/officeDocument/2006/relationships" xmlns:m="http://schemas.openxmlformats.org/officeDocument/2006/math" xmlns:v="urn:schemas-microsoft-com:vml" xmlns:wp14="http://schemas.microsoft.com/office/word/2010/wordprocessingDrawing" xmlns:wp="http://schemas.openxmlformats.org/drawingml/2006/wordprocessingDrawing" xmlns:w10="urn:schemas-microsoft-com:office:word" xmlns:w="http://schemas.openxmlformats.org/wordprocessingml/2006/main" xmlns:w14="http://schemas.microsoft.com/office/word/2010/wordml" xmlns:w15="http://schemas.microsoft.com/office/word/2012/wordml" xmlns:w16cex="http://schemas.microsoft.com/office/word/2018/wordml/cex" xmlns:w16cid="http://schemas.microsoft.com/office/word/2016/wordml/cid" xmlns:w16="http://schemas.microsoft.com/office/word/2018/wordml" xmlns:w16du="http://schemas.microsoft.com/office/word/2023/wordml/word16du" xmlns:w16sdtdh="http://schemas.microsoft.com/office/word/2020/wordml/sdtdatahash" xmlns:w16sdtfl="http://schemas.microsoft.com/office/word/2024/wordml/sdtformatlock" xmlns:w16se="http://schemas.microsoft.com/office/word/2015/wordml/symex" xmlns:wpg="http://schemas.microsoft.com/office/word/2010/wordprocessingGroup" xmlns:wpi="http://schemas.microsoft.com/office/word/2010/wordprocessingInk" xmlns:wne="http://schemas.microsoft.com/office/word/2006/wordml" xmlns:wps="http://schemas.microsoft.com/office/word/2010/wordprocessingShape" mc:Ignorable="w14 w15 w16se w16cid w16 w16cex w16sdtdh w16sdtfl w16du wp14">
   <w:abstractNum w:abstractNumId="0" w15:restartNumberingAfterBreak="0">
+    <w:nsid w:val="09012EBC"/>
+    <w:multiLevelType w:val="hybridMultilevel"/>
+    <w:tmpl w:val="6CDCA4FA"/>
+    <w:lvl w:ilvl="0" w:tplc="CB8C6AE6">
+      <w:start w:val="1"/>
+      <w:numFmt w:val="bullet"/>
+      <w:lvlText w:val="-"/>
+      <w:lvlJc w:val="left"/>
+      <w:pPr>
+        <w:ind w:left="720" w:hanging="360"/>
+      </w:pPr>
+      <w:rPr>
+        <w:rFonts w:ascii="Calibri" w:eastAsiaTheme="minorHAnsi" w:hAnsi="Calibri" w:cs="Calibri" w:hint="default"/>
+      </w:rPr>
+    </w:lvl>
+    <w:lvl w:ilvl="1" w:tplc="04130003" w:tentative="1">
+      <w:start w:val="1"/>
+      <w:numFmt w:val="bullet"/>
+      <w:lvlText w:val="o"/>
+      <w:lvlJc w:val="left"/>
+      <w:pPr>
+        <w:ind w:left="1440" w:hanging="360"/>
+      </w:pPr>
+      <w:rPr>
+        <w:rFonts w:ascii="Courier New" w:hAnsi="Courier New" w:cs="Courier New" w:hint="default"/>
+      </w:rPr>
+    </w:lvl>
+    <w:lvl w:ilvl="2" w:tplc="04130005" w:tentative="1">
+      <w:start w:val="1"/>
+      <w:numFmt w:val="bullet"/>
+      <w:lvlText w:val=""/>
+      <w:lvlJc w:val="left"/>
+      <w:pPr>
+        <w:ind w:left="2160" w:hanging="360"/>
+      </w:pPr>
+      <w:rPr>
+        <w:rFonts w:ascii="Wingdings" w:hAnsi="Wingdings" w:hint="default"/>
+      </w:rPr>
+    </w:lvl>
+    <w:lvl w:ilvl="3" w:tplc="04130001" w:tentative="1">
+      <w:start w:val="1"/>
+      <w:numFmt w:val="bullet"/>
+      <w:lvlText w:val=""/>
+      <w:lvlJc w:val="left"/>
+      <w:pPr>
+        <w:ind w:left="2880" w:hanging="360"/>
+      </w:pPr>
+      <w:rPr>
+        <w:rFonts w:ascii="Symbol" w:hAnsi="Symbol" w:hint="default"/>
+      </w:rPr>
+    </w:lvl>
+    <w:lvl w:ilvl="4" w:tplc="04130003" w:tentative="1">
+      <w:start w:val="1"/>
+      <w:numFmt w:val="bullet"/>
+      <w:lvlText w:val="o"/>
+      <w:lvlJc w:val="left"/>
+      <w:pPr>
+        <w:ind w:left="3600" w:hanging="360"/>
+      </w:pPr>
+      <w:rPr>
+        <w:rFonts w:ascii="Courier New" w:hAnsi="Courier New" w:cs="Courier New" w:hint="default"/>
+      </w:rPr>
+    </w:lvl>
+    <w:lvl w:ilvl="5" w:tplc="04130005" w:tentative="1">
+      <w:start w:val="1"/>
+      <w:numFmt w:val="bullet"/>
+      <w:lvlText w:val=""/>
+      <w:lvlJc w:val="left"/>
+      <w:pPr>
+        <w:ind w:left="4320" w:hanging="360"/>
+      </w:pPr>
+      <w:rPr>
+        <w:rFonts w:ascii="Wingdings" w:hAnsi="Wingdings" w:hint="default"/>
+      </w:rPr>
+    </w:lvl>
+    <w:lvl w:ilvl="6" w:tplc="04130001" w:tentative="1">
+      <w:start w:val="1"/>
+      <w:numFmt w:val="bullet"/>
+      <w:lvlText w:val=""/>
+      <w:lvlJc w:val="left"/>
+      <w:pPr>
+        <w:ind w:left="5040" w:hanging="360"/>
+      </w:pPr>
+      <w:rPr>
+        <w:rFonts w:ascii="Symbol" w:hAnsi="Symbol" w:hint="default"/>
+      </w:rPr>
+    </w:lvl>
+    <w:lvl w:ilvl="7" w:tplc="04130003" w:tentative="1">
+      <w:start w:val="1"/>
+      <w:numFmt w:val="bullet"/>
+      <w:lvlText w:val="o"/>
+      <w:lvlJc w:val="left"/>
+      <w:pPr>
+        <w:ind w:left="5760" w:hanging="360"/>
+      </w:pPr>
+      <w:rPr>
+        <w:rFonts w:ascii="Courier New" w:hAnsi="Courier New" w:cs="Courier New" w:hint="default"/>
+      </w:rPr>
+    </w:lvl>
+    <w:lvl w:ilvl="8" w:tplc="04130005" w:tentative="1">
+      <w:start w:val="1"/>
+      <w:numFmt w:val="bullet"/>
+      <w:lvlText w:val=""/>
+      <w:lvlJc w:val="left"/>
+      <w:pPr>
+        <w:ind w:left="6480" w:hanging="360"/>
+      </w:pPr>
+      <w:rPr>
+        <w:rFonts w:ascii="Wingdings" w:hAnsi="Wingdings" w:hint="default"/>
+      </w:rPr>
+    </w:lvl>
+  </w:abstractNum>
+  <w:abstractNum w:abstractNumId="1" w15:restartNumberingAfterBreak="0">
+    <w:nsid w:val="3D6925E0"/>
+    <w:multiLevelType w:val="hybridMultilevel"/>
+    <w:tmpl w:val="CF8E1C56"/>
+    <w:lvl w:ilvl="0" w:tplc="0413000F">
+      <w:start w:val="1"/>
+      <w:numFmt w:val="decimal"/>
+      <w:lvlText w:val="%1."/>
+      <w:lvlJc w:val="left"/>
+      <w:pPr>
+        <w:ind w:left="720" w:hanging="360"/>
+      </w:pPr>
+      <w:rPr>
+        <w:rFonts w:hint="default"/>
+      </w:rPr>
+    </w:lvl>
+    <w:lvl w:ilvl="1" w:tplc="04130019" w:tentative="1">
+      <w:start w:val="1"/>
+      <w:numFmt w:val="lowerLetter"/>
+      <w:lvlText w:val="%2."/>
+      <w:lvlJc w:val="left"/>
+      <w:pPr>
+        <w:ind w:left="1440" w:hanging="360"/>
+      </w:pPr>
+    </w:lvl>
+    <w:lvl w:ilvl="2" w:tplc="0413001B" w:tentative="1">
+      <w:start w:val="1"/>
+      <w:numFmt w:val="lowerRoman"/>
+      <w:lvlText w:val="%3."/>
+      <w:lvlJc w:val="right"/>
+      <w:pPr>
+        <w:ind w:left="2160" w:hanging="180"/>
+      </w:pPr>
+    </w:lvl>
+    <w:lvl w:ilvl="3" w:tplc="0413000F" w:tentative="1">
+      <w:start w:val="1"/>
+      <w:numFmt w:val="decimal"/>
+      <w:lvlText w:val="%4."/>
+      <w:lvlJc w:val="left"/>
+      <w:pPr>
+        <w:ind w:left="2880" w:hanging="360"/>
+      </w:pPr>
+    </w:lvl>
+    <w:lvl w:ilvl="4" w:tplc="04130019" w:tentative="1">
+      <w:start w:val="1"/>
+      <w:numFmt w:val="lowerLetter"/>
+      <w:lvlText w:val="%5."/>
+      <w:lvlJc w:val="left"/>
+      <w:pPr>
+        <w:ind w:left="3600" w:hanging="360"/>
+      </w:pPr>
+    </w:lvl>
+    <w:lvl w:ilvl="5" w:tplc="0413001B" w:tentative="1">
+      <w:start w:val="1"/>
+      <w:numFmt w:val="lowerRoman"/>
+      <w:lvlText w:val="%6."/>
+      <w:lvlJc w:val="right"/>
+      <w:pPr>
+        <w:ind w:left="4320" w:hanging="180"/>
+      </w:pPr>
+    </w:lvl>
+    <w:lvl w:ilvl="6" w:tplc="0413000F" w:tentative="1">
+      <w:start w:val="1"/>
+      <w:numFmt w:val="decimal"/>
+      <w:lvlText w:val="%7."/>
+      <w:lvlJc w:val="left"/>
+      <w:pPr>
+        <w:ind w:left="5040" w:hanging="360"/>
+      </w:pPr>
+    </w:lvl>
+    <w:lvl w:ilvl="7" w:tplc="04130019" w:tentative="1">
+      <w:start w:val="1"/>
+      <w:numFmt w:val="lowerLetter"/>
+      <w:lvlText w:val="%8."/>
+      <w:lvlJc w:val="left"/>
+      <w:pPr>
+        <w:ind w:left="5760" w:hanging="360"/>
+      </w:pPr>
+    </w:lvl>
+    <w:lvl w:ilvl="8" w:tplc="0413001B" w:tentative="1">
+      <w:start w:val="1"/>
+      <w:numFmt w:val="lowerRoman"/>
+      <w:lvlText w:val="%9."/>
+      <w:lvlJc w:val="right"/>
+      <w:pPr>
+        <w:ind w:left="6480" w:hanging="180"/>
+      </w:pPr>
+    </w:lvl>
+  </w:abstractNum>
+  <w:abstractNum w:abstractNumId="2" w15:restartNumberingAfterBreak="0">
+    <w:nsid w:val="53B17961"/>
+    <w:multiLevelType w:val="hybridMultilevel"/>
+    <w:tmpl w:val="A748167C"/>
+    <w:lvl w:ilvl="0" w:tplc="0413000F">
+      <w:start w:val="1"/>
+      <w:numFmt w:val="decimal"/>
+      <w:lvlText w:val="%1."/>
+      <w:lvlJc w:val="left"/>
+      <w:pPr>
+        <w:ind w:left="720" w:hanging="360"/>
+      </w:pPr>
+      <w:rPr>
+        <w:rFonts w:hint="default"/>
+      </w:rPr>
+    </w:lvl>
+    <w:lvl w:ilvl="1" w:tplc="04130019" w:tentative="1">
+      <w:start w:val="1"/>
+      <w:numFmt w:val="lowerLetter"/>
+      <w:lvlText w:val="%2."/>
+      <w:lvlJc w:val="left"/>
+      <w:pPr>
+        <w:ind w:left="1440" w:hanging="360"/>
+      </w:pPr>
+    </w:lvl>
+    <w:lvl w:ilvl="2" w:tplc="0413001B" w:tentative="1">
+      <w:start w:val="1"/>
+      <w:numFmt w:val="lowerRoman"/>
+      <w:lvlText w:val="%3."/>
+      <w:lvlJc w:val="right"/>
+      <w:pPr>
+        <w:ind w:left="2160" w:hanging="180"/>
+      </w:pPr>
+    </w:lvl>
+    <w:lvl w:ilvl="3" w:tplc="0413000F" w:tentative="1">
+      <w:start w:val="1"/>
+      <w:numFmt w:val="decimal"/>
+      <w:lvlText w:val="%4."/>
+      <w:lvlJc w:val="left"/>
+      <w:pPr>
+        <w:ind w:left="2880" w:hanging="360"/>
+      </w:pPr>
+    </w:lvl>
+    <w:lvl w:ilvl="4" w:tplc="04130019" w:tentative="1">
+      <w:start w:val="1"/>
+      <w:numFmt w:val="lowerLetter"/>
+      <w:lvlText w:val="%5."/>
+      <w:lvlJc w:val="left"/>
+      <w:pPr>
+        <w:ind w:left="3600" w:hanging="360"/>
+      </w:pPr>
+    </w:lvl>
+    <w:lvl w:ilvl="5" w:tplc="0413001B" w:tentative="1">
+      <w:start w:val="1"/>
+      <w:numFmt w:val="lowerRoman"/>
+      <w:lvlText w:val="%6."/>
+      <w:lvlJc w:val="right"/>
+      <w:pPr>
+        <w:ind w:left="4320" w:hanging="180"/>
+      </w:pPr>
+    </w:lvl>
+    <w:lvl w:ilvl="6" w:tplc="0413000F" w:tentative="1">
+      <w:start w:val="1"/>
+      <w:numFmt w:val="decimal"/>
+      <w:lvlText w:val="%7."/>
+      <w:lvlJc w:val="left"/>
+      <w:pPr>
+        <w:ind w:left="5040" w:hanging="360"/>
+      </w:pPr>
+    </w:lvl>
+    <w:lvl w:ilvl="7" w:tplc="04130019" w:tentative="1">
+      <w:start w:val="1"/>
+      <w:numFmt w:val="lowerLetter"/>
+      <w:lvlText w:val="%8."/>
+      <w:lvlJc w:val="left"/>
+      <w:pPr>
+        <w:ind w:left="5760" w:hanging="360"/>
+      </w:pPr>
+    </w:lvl>
+    <w:lvl w:ilvl="8" w:tplc="0413001B" w:tentative="1">
+      <w:start w:val="1"/>
+      <w:numFmt w:val="lowerRoman"/>
+      <w:lvlText w:val="%9."/>
+      <w:lvlJc w:val="right"/>
+      <w:pPr>
+        <w:ind w:left="6480" w:hanging="180"/>
+      </w:pPr>
+    </w:lvl>
+  </w:abstractNum>
+  <w:abstractNum w:abstractNumId="3" w15:restartNumberingAfterBreak="0">
     <w:nsid w:val="712B4EDE"/>
     <w:multiLevelType w:val="hybridMultilevel"/>
     <w:tmpl w:val="0FEC2D70"/>
@@ -532,7 +1406,16 @@
     </w:lvl>
   </w:abstractNum>
   <w:num w:numId="1" w16cid:durableId="113987317">
+    <w:abstractNumId w:val="3"/>
+  </w:num>
+  <w:num w:numId="2" w16cid:durableId="1606111846">
+    <w:abstractNumId w:val="2"/>
+  </w:num>
+  <w:num w:numId="3" w16cid:durableId="1599406428">
     <w:abstractNumId w:val="0"/>
+  </w:num>
+  <w:num w:numId="4" w16cid:durableId="1518931647">
+    <w:abstractNumId w:val="1"/>
   </w:num>
 </w:numbering>
 </file>
@@ -1750,4 +2633,35 @@
     </a:ext>
   </a:extLst>
 </a:theme>
+</file>
+
+<file path=word/webextensions/taskpanes.xml><?xml version="1.0" encoding="utf-8"?>
+<wetp:taskpanes xmlns:wetp="http://schemas.microsoft.com/office/webextensions/taskpanes/2010/11">
+  <wetp:taskpane dockstate="right" visibility="0" width="350" row="0">
+    <wetp:webextensionref xmlns:r="http://schemas.openxmlformats.org/officeDocument/2006/relationships" r:id="rId1"/>
+  </wetp:taskpane>
+  <wetp:taskpane dockstate="right" visibility="0" width="350" row="0">
+    <wetp:webextensionref xmlns:r="http://schemas.openxmlformats.org/officeDocument/2006/relationships" r:id="rId2"/>
+  </wetp:taskpane>
+</wetp:taskpanes>
+</file>
+
+<file path=word/webextensions/webextension1.xml><?xml version="1.0" encoding="utf-8"?>
+<we:webextension xmlns:we="http://schemas.microsoft.com/office/webextensions/webextension/2010/11" id="{9F1C6B0F-F5BC-5E41-8A82-BA1474CC7BFC}">
+  <we:reference id="56366b99-6938-496e-9489-6c61bca5e5c7" version="3.0.0.1" store="EXCatalog" storeType="EXCatalog"/>
+  <we:alternateReferences/>
+  <we:properties/>
+  <we:bindings/>
+  <we:snapshot xmlns:r="http://schemas.openxmlformats.org/officeDocument/2006/relationships"/>
+</we:webextension>
+</file>
+
+<file path=word/webextensions/webextension2.xml><?xml version="1.0" encoding="utf-8"?>
+<we:webextension xmlns:we="http://schemas.microsoft.com/office/webextensions/webextension/2010/11" id="{E1EA2BC6-7BB9-0F4A-9354-90C962E25709}">
+  <we:reference id="af115d3b-a513-42e4-847f-a9a6f4093590" version="2.5.0.1" store="EXCatalog" storeType="EXCatalog"/>
+  <we:alternateReferences/>
+  <we:properties/>
+  <we:bindings/>
+  <we:snapshot xmlns:r="http://schemas.openxmlformats.org/officeDocument/2006/relationships"/>
+</we:webextension>
 </file>